--- a/LangAI3.0_AI_Disclosure.docx
+++ b/LangAI3.0_AI_Disclosure.docx
@@ -165,7 +165,31 @@
           <w:szCs w:val="28"/>
           <w:lang w:val="en-IN"/>
         </w:rPr>
-        <w:t>Submission Date: 30/09/2026</w:t>
+        <w:t xml:space="preserve">Submission Date: </w:t>
+      </w:r>
+      <w:r>
+        <w:rPr>
+          <w:rFonts w:asciiTheme="majorHAnsi" w:eastAsiaTheme="majorEastAsia" w:hAnsiTheme="majorHAnsi" w:cstheme="majorBidi"/>
+          <w:b/>
+          <w:bCs/>
+          <w:color w:val="365F91" w:themeColor="accent1" w:themeShade="BF"/>
+          <w:sz w:val="28"/>
+          <w:szCs w:val="28"/>
+          <w:lang w:val="en-IN"/>
+        </w:rPr>
+        <w:t>29</w:t>
+      </w:r>
+      <w:r>
+        <w:rPr>
+          <w:rFonts w:asciiTheme="majorHAnsi" w:eastAsiaTheme="majorEastAsia" w:hAnsiTheme="majorHAnsi" w:cstheme="majorBidi"/>
+          <w:b/>
+          <w:bCs/>
+          <w:color w:val="365F91" w:themeColor="accent1" w:themeShade="BF"/>
+          <w:sz w:val="28"/>
+          <w:szCs w:val="28"/>
+          <w:lang w:val="en-IN"/>
+        </w:rPr>
+        <w:t>/09/2026</w:t>
       </w:r>
     </w:p>
     <w:p>
@@ -240,33 +264,7 @@
           <w:szCs w:val="28"/>
           <w:lang w:val="en-IN"/>
         </w:rPr>
-        <w:t xml:space="preserve">[X] YES / </w:t>
-      </w:r>
-      <w:proofErr w:type="gramStart"/>
-      <w:r>
-        <w:rPr>
-          <w:rFonts w:asciiTheme="majorHAnsi" w:eastAsiaTheme="majorEastAsia" w:hAnsiTheme="majorHAnsi" w:cstheme="majorBidi"/>
-          <w:b/>
-          <w:bCs/>
-          <w:color w:val="365F91" w:themeColor="accent1" w:themeShade="BF"/>
-          <w:sz w:val="28"/>
-          <w:szCs w:val="28"/>
-          <w:lang w:val="en-IN"/>
-        </w:rPr>
-        <w:t>[ ]</w:t>
-      </w:r>
-      <w:proofErr w:type="gramEnd"/>
-      <w:r>
-        <w:rPr>
-          <w:rFonts w:asciiTheme="majorHAnsi" w:eastAsiaTheme="majorEastAsia" w:hAnsiTheme="majorHAnsi" w:cstheme="majorBidi"/>
-          <w:b/>
-          <w:bCs/>
-          <w:color w:val="365F91" w:themeColor="accent1" w:themeShade="BF"/>
-          <w:sz w:val="28"/>
-          <w:szCs w:val="28"/>
-          <w:lang w:val="en-IN"/>
-        </w:rPr>
-        <w:t xml:space="preserve"> NO</w:t>
+        <w:t>[X] YES / [ ] NO</w:t>
       </w:r>
     </w:p>
     <w:p>
@@ -378,33 +376,7 @@
           <w:szCs w:val="28"/>
           <w:lang w:val="en-IN"/>
         </w:rPr>
-        <w:t xml:space="preserve">UI / UX design: N/A (Backend API architecture &amp; Swagger </w:t>
-      </w:r>
-      <w:proofErr w:type="spellStart"/>
-      <w:r>
-        <w:rPr>
-          <w:rFonts w:asciiTheme="majorHAnsi" w:eastAsiaTheme="majorEastAsia" w:hAnsiTheme="majorHAnsi" w:cstheme="majorBidi"/>
-          <w:b/>
-          <w:bCs/>
-          <w:color w:val="365F91" w:themeColor="accent1" w:themeShade="BF"/>
-          <w:sz w:val="28"/>
-          <w:szCs w:val="28"/>
-          <w:lang w:val="en-IN"/>
-        </w:rPr>
-        <w:t>OpenAPI</w:t>
-      </w:r>
-      <w:proofErr w:type="spellEnd"/>
-      <w:r>
-        <w:rPr>
-          <w:rFonts w:asciiTheme="majorHAnsi" w:eastAsiaTheme="majorEastAsia" w:hAnsiTheme="majorHAnsi" w:cstheme="majorBidi"/>
-          <w:b/>
-          <w:bCs/>
-          <w:color w:val="365F91" w:themeColor="accent1" w:themeShade="BF"/>
-          <w:sz w:val="28"/>
-          <w:szCs w:val="28"/>
-          <w:lang w:val="en-IN"/>
-        </w:rPr>
-        <w:t xml:space="preserve"> UI)</w:t>
+        <w:t>UI / UX design: N/A (Backend API architecture &amp; Swagger OpenAPI UI)</w:t>
       </w:r>
     </w:p>
     <w:p>
@@ -462,33 +434,7 @@
           <w:szCs w:val="28"/>
           <w:lang w:val="en-IN"/>
         </w:rPr>
-        <w:t xml:space="preserve">Data analysis: Evaluated latency distributions, cache hit rates, and </w:t>
-      </w:r>
-      <w:proofErr w:type="spellStart"/>
-      <w:r>
-        <w:rPr>
-          <w:rFonts w:asciiTheme="majorHAnsi" w:eastAsiaTheme="majorEastAsia" w:hAnsiTheme="majorHAnsi" w:cstheme="majorBidi"/>
-          <w:b/>
-          <w:bCs/>
-          <w:color w:val="365F91" w:themeColor="accent1" w:themeShade="BF"/>
-          <w:sz w:val="28"/>
-          <w:szCs w:val="28"/>
-          <w:lang w:val="en-IN"/>
-        </w:rPr>
-        <w:t>deeplink</w:t>
-      </w:r>
-      <w:proofErr w:type="spellEnd"/>
-      <w:r>
-        <w:rPr>
-          <w:rFonts w:asciiTheme="majorHAnsi" w:eastAsiaTheme="majorEastAsia" w:hAnsiTheme="majorHAnsi" w:cstheme="majorBidi"/>
-          <w:b/>
-          <w:bCs/>
-          <w:color w:val="365F91" w:themeColor="accent1" w:themeShade="BF"/>
-          <w:sz w:val="28"/>
-          <w:szCs w:val="28"/>
-          <w:lang w:val="en-IN"/>
-        </w:rPr>
-        <w:t xml:space="preserve"> precision metrics across test batches.</w:t>
+        <w:t>Data analysis: Evaluated latency distributions, cache hit rates, and deeplink precision metrics across test batches.</w:t>
       </w:r>
     </w:p>
     <w:p>
@@ -940,37 +886,7 @@
           <w:szCs w:val="28"/>
           <w:lang w:val="en-IN"/>
         </w:rPr>
-        <w:t>"Design a hybrid 3-tier fallback matching architecture combining verbatim exact string key matching, semantic vector cosine similarity, and Jaccard/</w:t>
-      </w:r>
-      <w:proofErr w:type="spellStart"/>
-      <w:r>
-        <w:rPr>
-          <w:rFonts w:asciiTheme="majorHAnsi" w:eastAsiaTheme="majorEastAsia" w:hAnsiTheme="majorHAnsi" w:cstheme="majorBidi"/>
-          <w:b/>
-          <w:bCs/>
-          <w:i/>
-          <w:iCs/>
-          <w:color w:val="365F91" w:themeColor="accent1" w:themeShade="BF"/>
-          <w:sz w:val="28"/>
-          <w:szCs w:val="28"/>
-          <w:lang w:val="en-IN"/>
-        </w:rPr>
-        <w:t>difflib</w:t>
-      </w:r>
-      <w:proofErr w:type="spellEnd"/>
-      <w:r>
-        <w:rPr>
-          <w:rFonts w:asciiTheme="majorHAnsi" w:eastAsiaTheme="majorEastAsia" w:hAnsiTheme="majorHAnsi" w:cstheme="majorBidi"/>
-          <w:b/>
-          <w:bCs/>
-          <w:i/>
-          <w:iCs/>
-          <w:color w:val="365F91" w:themeColor="accent1" w:themeShade="BF"/>
-          <w:sz w:val="28"/>
-          <w:szCs w:val="28"/>
-          <w:lang w:val="en-IN"/>
-        </w:rPr>
-        <w:t xml:space="preserve"> keyword fallback."</w:t>
+        <w:t>"Design a hybrid 3-tier fallback matching architecture combining verbatim exact string key matching, semantic vector cosine similarity, and Jaccard/difflib keyword fallback."</w:t>
       </w:r>
     </w:p>
     <w:p>
@@ -1081,33 +997,7 @@
           <w:szCs w:val="28"/>
           <w:lang w:val="en-IN"/>
         </w:rPr>
-        <w:t xml:space="preserve">Feature 3: Sub-300ms High-Throughput </w:t>
-      </w:r>
-      <w:proofErr w:type="spellStart"/>
-      <w:r>
-        <w:rPr>
-          <w:rFonts w:asciiTheme="majorHAnsi" w:eastAsiaTheme="majorEastAsia" w:hAnsiTheme="majorHAnsi" w:cstheme="majorBidi"/>
-          <w:b/>
-          <w:bCs/>
-          <w:color w:val="365F91" w:themeColor="accent1" w:themeShade="BF"/>
-          <w:sz w:val="28"/>
-          <w:szCs w:val="28"/>
-          <w:lang w:val="en-IN"/>
-        </w:rPr>
-        <w:t>FastAPI</w:t>
-      </w:r>
-      <w:proofErr w:type="spellEnd"/>
-      <w:r>
-        <w:rPr>
-          <w:rFonts w:asciiTheme="majorHAnsi" w:eastAsiaTheme="majorEastAsia" w:hAnsiTheme="majorHAnsi" w:cstheme="majorBidi"/>
-          <w:b/>
-          <w:bCs/>
-          <w:color w:val="365F91" w:themeColor="accent1" w:themeShade="BF"/>
-          <w:sz w:val="28"/>
-          <w:szCs w:val="28"/>
-          <w:lang w:val="en-IN"/>
-        </w:rPr>
-        <w:t xml:space="preserve"> Engine (app/embeddings.py)</w:t>
+        <w:t>Feature 3: Sub-300ms High-Throughput FastAPI Engine (app/embeddings.py)</w:t>
       </w:r>
     </w:p>
     <w:p>
@@ -1237,37 +1127,7 @@
           <w:szCs w:val="28"/>
           <w:lang w:val="en-IN"/>
         </w:rPr>
-        <w:t xml:space="preserve">"Implement model prewarming on startup in </w:t>
-      </w:r>
-      <w:proofErr w:type="spellStart"/>
-      <w:r>
-        <w:rPr>
-          <w:rFonts w:asciiTheme="majorHAnsi" w:eastAsiaTheme="majorEastAsia" w:hAnsiTheme="majorHAnsi" w:cstheme="majorBidi"/>
-          <w:b/>
-          <w:bCs/>
-          <w:i/>
-          <w:iCs/>
-          <w:color w:val="365F91" w:themeColor="accent1" w:themeShade="BF"/>
-          <w:sz w:val="28"/>
-          <w:szCs w:val="28"/>
-          <w:lang w:val="en-IN"/>
-        </w:rPr>
-        <w:t>FastAPI</w:t>
-      </w:r>
-      <w:proofErr w:type="spellEnd"/>
-      <w:r>
-        <w:rPr>
-          <w:rFonts w:asciiTheme="majorHAnsi" w:eastAsiaTheme="majorEastAsia" w:hAnsiTheme="majorHAnsi" w:cstheme="majorBidi"/>
-          <w:b/>
-          <w:bCs/>
-          <w:i/>
-          <w:iCs/>
-          <w:color w:val="365F91" w:themeColor="accent1" w:themeShade="BF"/>
-          <w:sz w:val="28"/>
-          <w:szCs w:val="28"/>
-          <w:lang w:val="en-IN"/>
-        </w:rPr>
-        <w:t xml:space="preserve"> to eliminate initial inference latency spikes during API startup."</w:t>
+        <w:t>"Implement model prewarming on startup in FastAPI to eliminate initial inference latency spikes during API startup."</w:t>
       </w:r>
     </w:p>
     <w:p>
@@ -1549,7 +1409,31 @@
           <w:szCs w:val="28"/>
           <w:lang w:val="en-IN"/>
         </w:rPr>
-        <w:t>Date: 30/09/2026</w:t>
+        <w:t xml:space="preserve">Date: </w:t>
+      </w:r>
+      <w:r>
+        <w:rPr>
+          <w:rFonts w:asciiTheme="majorHAnsi" w:eastAsiaTheme="majorEastAsia" w:hAnsiTheme="majorHAnsi" w:cstheme="majorBidi"/>
+          <w:b/>
+          <w:bCs/>
+          <w:color w:val="365F91" w:themeColor="accent1" w:themeShade="BF"/>
+          <w:sz w:val="28"/>
+          <w:szCs w:val="28"/>
+          <w:lang w:val="en-IN"/>
+        </w:rPr>
+        <w:t>29</w:t>
+      </w:r>
+      <w:r>
+        <w:rPr>
+          <w:rFonts w:asciiTheme="majorHAnsi" w:eastAsiaTheme="majorEastAsia" w:hAnsiTheme="majorHAnsi" w:cstheme="majorBidi"/>
+          <w:b/>
+          <w:bCs/>
+          <w:color w:val="365F91" w:themeColor="accent1" w:themeShade="BF"/>
+          <w:sz w:val="28"/>
+          <w:szCs w:val="28"/>
+          <w:lang w:val="en-IN"/>
+        </w:rPr>
+        <w:t>/09/2026</w:t>
       </w:r>
     </w:p>
     <w:p/>
@@ -4497,6 +4381,7 @@
   <w:style w:type="character" w:default="1" w:styleId="DefaultParagraphFont">
     <w:name w:val="Default Paragraph Font"/>
     <w:uiPriority w:val="1"/>
+    <w:semiHidden/>
     <w:unhideWhenUsed/>
   </w:style>
   <w:style w:type="table" w:default="1" w:styleId="TableNormal">
